--- a/_docs_/trim03/06_prototipo_navegable/REFACTOR_bitacora.docx
+++ b/_docs_/trim03/06_prototipo_navegable/REFACTOR_bitacora.docx
@@ -233,7 +233,7 @@
                 <w:rFonts w:ascii="Times New Roman" w:hAnsi="Times New Roman"/>
                 <w:sz w:val="24"/>
               </w:rPr>
-              <w:t>brayangtr13-blip/proyecto_grado_alexander</w:t>
+              <w:t>brayangtr13-blip/proyecto_brayan_cs</w:t>
             </w:r>
           </w:p>
         </w:tc>
